--- a/lessons/6-7/downloads/6-7-notes-l3.docx
+++ b/lessons/6-7/downloads/6-7-notes-l3.docx
@@ -1811,47 +1811,6 @@
         <w:t xml:space="preserve">Write About the Math</w:t>
       </w:r>
     </w:p>
-    <w:p>
-      <w:pPr>
-        <w:spacing w:after="100"/>
-      </w:pPr>
-      <w:r>
-        <w:rPr>
-          <w:i/>
-          <w:iCs/>
-          <w:color w:val="5F6F80"/>
-          <w:sz w:val="19"/>
-          <w:szCs w:val="19"/>
-        </w:rPr>
-        <w:t xml:space="preserve">Use the support level you need. Every level answers the same math question.</w:t>
-      </w:r>
-    </w:p>
-    <w:p>
-      <w:pPr>
-        <w:pStyle w:val="Heading2"/>
-        <w:spacing w:after="80" w:before="180"/>
-      </w:pPr>
-      <w:r>
-        <w:rPr>
-          <w:b/>
-          <w:bCs/>
-          <w:color w:val="12355B"/>
-          <w:sz w:val="24"/>
-          <w:szCs w:val="24"/>
-        </w:rPr>
-        <w:t xml:space="preserve">1. Understand the Question</w:t>
-      </w:r>
-      <w:r>
-        <w:rPr>
-          <w:i/>
-          <w:iCs/>
-          <w:color w:val="B97A12"/>
-          <w:sz w:val="19"/>
-          <w:szCs w:val="19"/>
-        </w:rPr>
-        <w:t xml:space="preserve">   explain</w:t>
-      </w:r>
-    </w:p>
     <w:tbl>
       <w:tblPr>
         <w:tblW w:type="pct" w:w="100%"/>
@@ -1890,38 +1849,16 @@
               </w:rPr>
               <w:t xml:space="preserve">What is the greatest number of combo packs the manager can make, and what goes in each one?</w:t>
             </w:r>
-          </w:p>
-          <w:p>
-            <w:pPr>
-              <w:spacing w:after="0"/>
-            </w:pPr>
-            <w:r>
-              <w:rPr>
-                <w:b/>
-                <w:bCs/>
-                <w:color w:val="12355B"/>
-                <w:sz w:val="20"/>
-                <w:szCs w:val="20"/>
-              </w:rPr>
-              <w:t xml:space="preserve">Your job:  </w:t>
-            </w:r>
-            <w:r>
-              <w:rPr>
-                <w:sz w:val="20"/>
-                <w:szCs w:val="20"/>
-              </w:rPr>
-              <w:t xml:space="preserve">Answer the question. Use math evidence. Explain how the evidence proves your answer.</w:t>
-            </w:r>
             <w:r>
               <w:rPr>
                 <w:i/>
                 <w:iCs/>
                 <w:color w:val="5F6F80"/>
-                <w:sz w:val="18"/>
-                <w:szCs w:val="18"/>
+                <w:sz w:val="19"/>
+                <w:szCs w:val="19"/>
               </w:rPr>
               <w:br/>
-              <w:t xml:space="preserve">Responde la pregunta. Usa evidencia matemática. Explica cómo la evidencia demuestra tu respuesta.</w:t>
+              <w:t xml:space="preserve">¿Cuál es el mayor número de paquetes combo que puede hacer el gerente, y qué lleva cada uno?</w:t>
             </w:r>
           </w:p>
         </w:tc>
@@ -1929,33 +1866,22 @@
     </w:tbl>
     <w:p>
       <w:pPr>
-        <w:pStyle w:val="Heading2"/>
-        <w:spacing w:after="80" w:before="180"/>
-      </w:pPr>
-      <w:r>
-        <w:rPr>
-          <w:b/>
-          <w:bCs/>
-          <w:color w:val="12355B"/>
-          <w:sz w:val="24"/>
-          <w:szCs w:val="24"/>
-        </w:rPr>
-        <w:t xml:space="preserve">2. Plan Your Math Words</w:t>
-      </w:r>
+        <w:spacing w:after="100"/>
+      </w:pPr>
       <w:r>
         <w:rPr>
           <w:i/>
           <w:iCs/>
-          <w:color w:val="1FA6A2"/>
+          <w:color w:val="5F6F80"/>
           <w:sz w:val="19"/>
           <w:szCs w:val="19"/>
         </w:rPr>
-        <w:t xml:space="preserve">   check at least two</w:t>
-      </w:r>
-    </w:p>
-    <w:p>
-      <w:pPr>
-        <w:spacing w:after="60"/>
+        <w:t xml:space="preserve">Say your answer to a partner first. Then write it, using at least two of these words:</w:t>
+      </w:r>
+    </w:p>
+    <w:p>
+      <w:pPr>
+        <w:spacing w:after="40"/>
       </w:pPr>
       <w:r>
         <w:rPr>
@@ -1975,14 +1901,7 @@
           <w:sz w:val="20"/>
           <w:szCs w:val="20"/>
         </w:rPr>
-        <w:t xml:space="preserve">Find Factors and Multiples — </w:t>
-      </w:r>
-      <w:r>
-        <w:rPr>
-          <w:sz w:val="20"/>
-          <w:szCs w:val="20"/>
-        </w:rPr>
-        <w:t xml:space="preserve">Listing what divides a number evenly (its factors) and what it divides into evenly (its multiples), then finding what two numbers share.</w:t>
+        <w:t xml:space="preserve">Factor</w:t>
       </w:r>
       <w:r>
         <w:rPr>
@@ -1992,13 +1911,12 @@
           <w:sz w:val="18"/>
           <w:szCs w:val="18"/>
         </w:rPr>
-        <w:br/>
-        <w:t xml:space="preserve">Hallar factores y múltiplos — Listar lo que divide un número exactamente (sus factores) y lo que el número forma al contar de esa cantidad (sus múltiplos), y luego hallar lo que dos números comparten.</w:t>
-      </w:r>
-    </w:p>
-    <w:p>
-      <w:pPr>
-        <w:spacing w:after="60"/>
+        <w:t xml:space="preserve">  ·  Factor</w:t>
+      </w:r>
+    </w:p>
+    <w:p>
+      <w:pPr>
+        <w:spacing w:after="40"/>
       </w:pPr>
       <w:r>
         <w:rPr>
@@ -2018,14 +1936,7 @@
           <w:sz w:val="20"/>
           <w:szCs w:val="20"/>
         </w:rPr>
-        <w:t xml:space="preserve">Factor — </w:t>
-      </w:r>
-      <w:r>
-        <w:rPr>
-          <w:sz w:val="20"/>
-          <w:szCs w:val="20"/>
-        </w:rPr>
-        <w:t xml:space="preserve">A whole number that divides another number evenly, with no remainder.</w:t>
+        <w:t xml:space="preserve">Multiple</w:t>
       </w:r>
       <w:r>
         <w:rPr>
@@ -2035,13 +1946,12 @@
           <w:sz w:val="18"/>
           <w:szCs w:val="18"/>
         </w:rPr>
-        <w:br/>
-        <w:t xml:space="preserve">Factor — Un número entero que divide a otro exactamente, sin residuo.</w:t>
-      </w:r>
-    </w:p>
-    <w:p>
-      <w:pPr>
-        <w:spacing w:after="60"/>
+        <w:t xml:space="preserve">  ·  Múltiplo</w:t>
+      </w:r>
+    </w:p>
+    <w:p>
+      <w:pPr>
+        <w:spacing w:after="40"/>
       </w:pPr>
       <w:r>
         <w:rPr>
@@ -2061,14 +1971,7 @@
           <w:sz w:val="20"/>
           <w:szCs w:val="20"/>
         </w:rPr>
-        <w:t xml:space="preserve">Multiple — </w:t>
-      </w:r>
-      <w:r>
-        <w:rPr>
-          <w:sz w:val="20"/>
-          <w:szCs w:val="20"/>
-        </w:rPr>
-        <w:t xml:space="preserve">The result of multiplying a number by 1, 2, 3, and so on — where you land when you skip-count by it.</w:t>
+        <w:t xml:space="preserve">Greatest common factor (GCF)</w:t>
       </w:r>
       <w:r>
         <w:rPr>
@@ -2078,13 +1981,12 @@
           <w:sz w:val="18"/>
           <w:szCs w:val="18"/>
         </w:rPr>
-        <w:br/>
-        <w:t xml:space="preserve">Múltiplo — El resultado de multiplicar un número por 1, 2, 3, y así sucesivamente: donde caes al contar de esa cantidad.</w:t>
-      </w:r>
-    </w:p>
-    <w:p>
-      <w:pPr>
-        <w:spacing w:after="60"/>
+        <w:t xml:space="preserve">  ·  Máximo común divisor (MCD)</w:t>
+      </w:r>
+    </w:p>
+    <w:p>
+      <w:pPr>
+        <w:spacing w:after="40"/>
       </w:pPr>
       <w:r>
         <w:rPr>
@@ -2104,14 +2006,7 @@
           <w:sz w:val="20"/>
           <w:szCs w:val="20"/>
         </w:rPr>
-        <w:t xml:space="preserve">Greatest common factor (GCF) — </w:t>
-      </w:r>
-      <w:r>
-        <w:rPr>
-          <w:sz w:val="20"/>
-          <w:szCs w:val="20"/>
-        </w:rPr>
-        <w:t xml:space="preserve">The largest number that is a factor of two or more numbers. It answers “how many equal groups can I make?”</w:t>
+        <w:t xml:space="preserve">Least common multiple (LCM)</w:t>
       </w:r>
       <w:r>
         <w:rPr>
@@ -2121,13 +2016,12 @@
           <w:sz w:val="18"/>
           <w:szCs w:val="18"/>
         </w:rPr>
-        <w:br/>
-        <w:t xml:space="preserve">Máximo común divisor (MCD) — El número más grande que es factor de dos o más números. Responde “¿cuántos grupos iguales puedo formar?”</w:t>
-      </w:r>
-    </w:p>
-    <w:p>
-      <w:pPr>
-        <w:spacing w:after="60"/>
+        <w:t xml:space="preserve">  ·  Mínimo común múltiplo (mcm)</w:t>
+      </w:r>
+    </w:p>
+    <w:p>
+      <w:pPr>
+        <w:spacing w:after="40"/>
       </w:pPr>
       <w:r>
         <w:rPr>
@@ -2147,14 +2041,7 @@
           <w:sz w:val="20"/>
           <w:szCs w:val="20"/>
         </w:rPr>
-        <w:t xml:space="preserve">Least common multiple (LCM) — </w:t>
-      </w:r>
-      <w:r>
-        <w:rPr>
-          <w:sz w:val="20"/>
-          <w:szCs w:val="20"/>
-        </w:rPr>
-        <w:t xml:space="preserve">The smallest number that is a multiple of two or more numbers. It answers “when will these line up again?”</w:t>
+        <w:t xml:space="preserve">Factor pair</w:t>
       </w:r>
       <w:r>
         <w:rPr>
@@ -2164,109 +2051,7 @@
           <w:sz w:val="18"/>
           <w:szCs w:val="18"/>
         </w:rPr>
-        <w:br/>
-        <w:t xml:space="preserve">Mínimo común múltiplo (mcm) — El número más pequeño que es múltiplo de dos o más números. Responde “¿cuándo volverán a coincidir?”</w:t>
-      </w:r>
-    </w:p>
-    <w:tbl>
-      <w:tblPr>
-        <w:tblW w:type="pct" w:w="100%"/>
-        <w:tblBorders>
-          <w:top w:val="single" w:color="1FA6A2" w:sz="8"/>
-          <w:left w:val="single" w:color="1FA6A2" w:sz="8"/>
-          <w:bottom w:val="single" w:color="1FA6A2" w:sz="8"/>
-          <w:right w:val="single" w:color="1FA6A2" w:sz="8"/>
-          <w:insideH w:val="single" w:color="auto" w:sz="4"/>
-          <w:insideV w:val="single" w:color="auto" w:sz="4"/>
-        </w:tblBorders>
-      </w:tblPr>
-      <w:tblGrid>
-        <w:gridCol w:w="100"/>
-      </w:tblGrid>
-      <w:tr>
-        <w:tc>
-          <w:tcPr>
-            <w:shd w:fill="F7FFFD" w:color="auto" w:val="clear"/>
-            <w:tcMar>
-              <w:top w:type="dxa" w:w="120"/>
-              <w:left w:type="dxa" w:w="180"/>
-              <w:bottom w:type="dxa" w:w="120"/>
-              <w:right w:type="dxa" w:w="180"/>
-            </w:tcMar>
-          </w:tcPr>
-          <w:p>
-            <w:pPr>
-              <w:spacing w:after="50"/>
-            </w:pPr>
-            <w:r>
-              <w:rPr>
-                <w:b/>
-                <w:bCs/>
-                <w:color w:val="1FA6A2"/>
-                <w:sz w:val="20"/>
-                <w:szCs w:val="20"/>
-              </w:rPr>
-              <w:t xml:space="preserve">Say it first:  </w:t>
-            </w:r>
-            <w:r>
-              <w:rPr>
-                <w:sz w:val="20"/>
-                <w:szCs w:val="20"/>
-              </w:rPr>
-              <w:t xml:space="preserve">Say your idea to a partner or quietly to yourself before you write.</w:t>
-            </w:r>
-          </w:p>
-          <w:p>
-            <w:pPr>
-              <w:spacing w:after="60"/>
-            </w:pPr>
-            <w:r>
-              <w:rPr>
-                <w:color w:val="1A2733"/>
-                <w:sz w:val="21"/>
-                <w:szCs w:val="21"/>
-              </w:rPr>
-              <w:t xml:space="preserve">The number of packs must be a ___ of both 48 and 36. Their common factors are 1, 2, 3, 4, 6, and ___. The greatest of these is the ___, so the manager makes ___ packs, each holding ___ pencils and 3 notebooks.</w:t>
-            </w:r>
-            <w:r>
-              <w:rPr>
-                <w:i/>
-                <w:iCs/>
-                <w:color w:val="5F6F80"/>
-                <w:sz w:val="19"/>
-                <w:szCs w:val="19"/>
-              </w:rPr>
-              <w:br/>
-              <w:t xml:space="preserve">Di tu respuesta primero: Mi respuesta es ___ porque ___.</w:t>
-            </w:r>
-          </w:p>
-        </w:tc>
-      </w:tr>
-    </w:tbl>
-    <w:p>
-      <w:pPr>
-        <w:pStyle w:val="Heading2"/>
-        <w:spacing w:after="80" w:before="180"/>
-      </w:pPr>
-      <w:r>
-        <w:rPr>
-          <w:b/>
-          <w:bCs/>
-          <w:color w:val="12355B"/>
-          <w:sz w:val="24"/>
-          <w:szCs w:val="24"/>
-        </w:rPr>
-        <w:t xml:space="preserve">3. Build Your Explanation</w:t>
-      </w:r>
-      <w:r>
-        <w:rPr>
-          <w:i/>
-          <w:iCs/>
-          <w:color w:val="B97A12"/>
-          <w:sz w:val="19"/>
-          <w:szCs w:val="19"/>
-        </w:rPr>
-        <w:t xml:space="preserve">   choose your support</w:t>
+        <w:t xml:space="preserve">  ·  Par de factores</w:t>
       </w:r>
     </w:p>
     <w:tbl>
@@ -2297,21 +2082,6 @@
           </w:tcPr>
           <w:p>
             <w:pPr>
-              <w:spacing w:after="50"/>
-            </w:pPr>
-            <w:r>
-              <w:rPr>
-                <w:i/>
-                <w:iCs/>
-                <w:color w:val="5F6F80"/>
-                <w:sz w:val="19"/>
-                <w:szCs w:val="19"/>
-              </w:rPr>
-              <w:t xml:space="preserve">This model shows the parts of an explanation. It does not answer your writing question.</w:t>
-            </w:r>
-          </w:p>
-          <w:p>
-            <w:pPr>
               <w:spacing w:after="80"/>
             </w:pPr>
             <w:r>
@@ -2322,58 +2092,14 @@
                 <w:sz w:val="19"/>
                 <w:szCs w:val="19"/>
               </w:rPr>
-              <w:t xml:space="preserve">Claim:  </w:t>
+              <w:t xml:space="preserve">Model:  </w:t>
             </w:r>
             <w:r>
               <w:rPr>
                 <w:sz w:val="19"/>
                 <w:szCs w:val="19"/>
               </w:rPr>
-              <w:t xml:space="preserve">The number of pods must divide BOTH 24 and 36 evenly.</w:t>
-            </w:r>
-          </w:p>
-          <w:p>
-            <w:pPr>
-              <w:spacing w:after="80"/>
-            </w:pPr>
-            <w:r>
-              <w:rPr>
-                <w:b/>
-                <w:bCs/>
-                <w:color w:val="12355B"/>
-                <w:sz w:val="19"/>
-                <w:szCs w:val="19"/>
-              </w:rPr>
-              <w:t xml:space="preserve">Evidence:  </w:t>
-            </w:r>
-            <w:r>
-              <w:rPr>
-                <w:sz w:val="19"/>
-                <w:szCs w:val="19"/>
-              </w:rPr>
-              <w:t xml:space="preserve">Students see the number of pods has to be a common factor of 24 and 36, so it must divide both with nothing left over, ruling out numbers that only divide one of them.</w:t>
-            </w:r>
-          </w:p>
-          <w:p>
-            <w:pPr>
-              <w:spacing w:after="80"/>
-            </w:pPr>
-            <w:r>
-              <w:rPr>
-                <w:b/>
-                <w:bCs/>
-                <w:color w:val="12355B"/>
-                <w:sz w:val="19"/>
-                <w:szCs w:val="19"/>
-              </w:rPr>
-              <w:t xml:space="preserve">Reasoning:  </w:t>
-            </w:r>
-            <w:r>
-              <w:rPr>
-                <w:sz w:val="19"/>
-                <w:szCs w:val="19"/>
-              </w:rPr>
-              <w:t xml:space="preserve">This evidence connects the definition of find factors and multiples to the mathematical claim.</w:t>
+              <w:t xml:space="preserve">The number of pods must divide BOTH 24 and 36 evenly. — Students see the number of pods has to be a common factor of 24 and 36, so it must divide both with nothing left over, ruling out numbers that only divide one of them.</w:t>
             </w:r>
           </w:p>
         </w:tc>
@@ -2452,7 +2178,7 @@
           <w:sz w:val="21"/>
           <w:szCs w:val="21"/>
         </w:rPr>
-        <w:t xml:space="preserve">My answer is ___.</w:t>
+        <w:t xml:space="preserve">My answer is ___ because ___.</w:t>
       </w:r>
       <w:r>
         <w:rPr>
@@ -2463,7 +2189,7 @@
           <w:szCs w:val="19"/>
         </w:rPr>
         <w:br/>
-        <w:t xml:space="preserve">Mi respuesta es ___.</w:t>
+        <w:t xml:space="preserve">Mi respuesta es ___ porque ___.</w:t>
       </w:r>
     </w:p>
     <w:tbl>
@@ -2603,7 +2329,7 @@
           <w:sz w:val="21"/>
           <w:szCs w:val="21"/>
         </w:rPr>
-        <w:t xml:space="preserve">I know because ___.</w:t>
+        <w:t xml:space="preserve">My evidence is ___, so ___.</w:t>
       </w:r>
       <w:r>
         <w:rPr>
@@ -2614,31 +2340,7 @@
           <w:szCs w:val="19"/>
         </w:rPr>
         <w:br/>
-        <w:t xml:space="preserve">Lo sé porque ___.</w:t>
-      </w:r>
-    </w:p>
-    <w:p>
-      <w:pPr>
-        <w:spacing w:after="60"/>
-      </w:pPr>
-      <w:r>
-        <w:rPr>
-          <w:color w:val="1A2733"/>
-          <w:sz w:val="21"/>
-          <w:szCs w:val="21"/>
-        </w:rPr>
-        <w:t xml:space="preserve">So ___.</w:t>
-      </w:r>
-      <w:r>
-        <w:rPr>
-          <w:i/>
-          <w:iCs/>
-          <w:color w:val="5F6F80"/>
-          <w:sz w:val="19"/>
-          <w:szCs w:val="19"/>
-        </w:rPr>
-        <w:br/>
-        <w:t xml:space="preserve">Entonces ___.</w:t>
+        <w:t xml:space="preserve">Mi evidencia es ___, entonces ___.</w:t>
       </w:r>
     </w:p>
     <w:tbl>
@@ -2744,78 +2446,6 @@
         <w:t xml:space="preserve">Escribe una afirmación, da evidencia matemática y explica tu razonamiento.</w:t>
       </w:r>
     </w:p>
-    <w:p>
-      <w:pPr>
-        <w:spacing w:after="60"/>
-      </w:pPr>
-      <w:r>
-        <w:rPr>
-          <w:color w:val="1A2733"/>
-          <w:sz w:val="21"/>
-          <w:szCs w:val="21"/>
-        </w:rPr>
-        <w:t xml:space="preserve">My claim is ___.</w:t>
-      </w:r>
-      <w:r>
-        <w:rPr>
-          <w:i/>
-          <w:iCs/>
-          <w:color w:val="5F6F80"/>
-          <w:sz w:val="19"/>
-          <w:szCs w:val="19"/>
-        </w:rPr>
-        <w:br/>
-        <w:t xml:space="preserve">Mi afirmación es ___.</w:t>
-      </w:r>
-    </w:p>
-    <w:p>
-      <w:pPr>
-        <w:spacing w:after="60"/>
-      </w:pPr>
-      <w:r>
-        <w:rPr>
-          <w:color w:val="1A2733"/>
-          <w:sz w:val="21"/>
-          <w:szCs w:val="21"/>
-        </w:rPr>
-        <w:t xml:space="preserve">My math evidence is ___.</w:t>
-      </w:r>
-      <w:r>
-        <w:rPr>
-          <w:i/>
-          <w:iCs/>
-          <w:color w:val="5F6F80"/>
-          <w:sz w:val="19"/>
-          <w:szCs w:val="19"/>
-        </w:rPr>
-        <w:br/>
-        <w:t xml:space="preserve">Mi evidencia matemática es ___.</w:t>
-      </w:r>
-    </w:p>
-    <w:p>
-      <w:pPr>
-        <w:spacing w:after="60"/>
-      </w:pPr>
-      <w:r>
-        <w:rPr>
-          <w:color w:val="1A2733"/>
-          <w:sz w:val="21"/>
-          <w:szCs w:val="21"/>
-        </w:rPr>
-        <w:t xml:space="preserve">This proves ___ because ___.</w:t>
-      </w:r>
-      <w:r>
-        <w:rPr>
-          <w:i/>
-          <w:iCs/>
-          <w:color w:val="5F6F80"/>
-          <w:sz w:val="19"/>
-          <w:szCs w:val="19"/>
-        </w:rPr>
-        <w:br/>
-        <w:t xml:space="preserve">Esto demuestra ___ porque ___.</w:t>
-      </w:r>
-    </w:p>
     <w:tbl>
       <w:tblPr>
         <w:tblW w:type="pct" w:w="100%"/>
@@ -2898,7 +2528,7 @@
           <w:sz w:val="24"/>
           <w:szCs w:val="24"/>
         </w:rPr>
-        <w:t xml:space="preserve">4. Check Your Explanation</w:t>
+        <w:t xml:space="preserve">Check Your Explanation</w:t>
       </w:r>
       <w:r>
         <w:rPr>
@@ -2908,7 +2538,7 @@
           <w:sz w:val="19"/>
           <w:szCs w:val="19"/>
         </w:rPr>
-        <w:t xml:space="preserve">   five quick checks</w:t>
+        <w:t xml:space="preserve">   three quick checks</w:t>
       </w:r>
     </w:p>
     <w:p>
@@ -2932,17 +2562,6 @@
         </w:rPr>
         <w:t xml:space="preserve">I answered the question.</w:t>
       </w:r>
-      <w:r>
-        <w:rPr>
-          <w:i/>
-          <w:iCs/>
-          <w:color w:val="5F6F80"/>
-          <w:sz w:val="18"/>
-          <w:szCs w:val="18"/>
-        </w:rPr>
-        <w:br/>
-        <w:t xml:space="preserve">Respondí la pregunta.</w:t>
-      </w:r>
     </w:p>
     <w:p>
       <w:pPr>
@@ -2963,18 +2582,7 @@
           <w:sz w:val="20"/>
           <w:szCs w:val="20"/>
         </w:rPr>
-        <w:t xml:space="preserve">I used math evidence: numbers, an equation, a model, or a comparison.</w:t>
-      </w:r>
-      <w:r>
-        <w:rPr>
-          <w:i/>
-          <w:iCs/>
-          <w:color w:val="5F6F80"/>
-          <w:sz w:val="18"/>
-          <w:szCs w:val="18"/>
-        </w:rPr>
-        <w:br/>
-        <w:t xml:space="preserve">Usé evidencia matemática: números, una ecuación, un modelo o una comparación.</w:t>
+        <w:t xml:space="preserve">I used math evidence: numbers, an equation, or a model.</w:t>
       </w:r>
     </w:p>
     <w:p>
@@ -2996,84 +2604,7 @@
           <w:sz w:val="20"/>
           <w:szCs w:val="20"/>
         </w:rPr>
-        <w:t xml:space="preserve">I explained how the evidence proves my answer.</w:t>
-      </w:r>
-      <w:r>
-        <w:rPr>
-          <w:i/>
-          <w:iCs/>
-          <w:color w:val="5F6F80"/>
-          <w:sz w:val="18"/>
-          <w:szCs w:val="18"/>
-        </w:rPr>
-        <w:br/>
-        <w:t xml:space="preserve">Expliqué cómo la evidencia demuestra mi respuesta.</w:t>
-      </w:r>
-    </w:p>
-    <w:p>
-      <w:pPr>
-        <w:spacing w:after="80"/>
-      </w:pPr>
-      <w:r>
-        <w:rPr>
-          <w:b/>
-          <w:bCs/>
-          <w:color w:val="1FA6A2"/>
-          <w:sz w:val="22"/>
-          <w:szCs w:val="22"/>
-        </w:rPr>
-        <w:t xml:space="preserve">☐  </w:t>
-      </w:r>
-      <w:r>
-        <w:rPr>
-          <w:sz w:val="20"/>
-          <w:szCs w:val="20"/>
-        </w:rPr>
         <w:t xml:space="preserve">I used at least two math words.</w:t>
-      </w:r>
-      <w:r>
-        <w:rPr>
-          <w:i/>
-          <w:iCs/>
-          <w:color w:val="5F6F80"/>
-          <w:sz w:val="18"/>
-          <w:szCs w:val="18"/>
-        </w:rPr>
-        <w:br/>
-        <w:t xml:space="preserve">Usé por lo menos dos palabras matemáticas.</w:t>
-      </w:r>
-    </w:p>
-    <w:p>
-      <w:pPr>
-        <w:spacing w:after="80"/>
-      </w:pPr>
-      <w:r>
-        <w:rPr>
-          <w:b/>
-          <w:bCs/>
-          <w:color w:val="1FA6A2"/>
-          <w:sz w:val="22"/>
-          <w:szCs w:val="22"/>
-        </w:rPr>
-        <w:t xml:space="preserve">☐  </w:t>
-      </w:r>
-      <w:r>
-        <w:rPr>
-          <w:sz w:val="20"/>
-          <w:szCs w:val="20"/>
-        </w:rPr>
-        <w:t xml:space="preserve">I reread complete sentences and punctuation.</w:t>
-      </w:r>
-      <w:r>
-        <w:rPr>
-          <w:i/>
-          <w:iCs/>
-          <w:color w:val="5F6F80"/>
-          <w:sz w:val="18"/>
-          <w:szCs w:val="18"/>
-        </w:rPr>
-        <w:br/>
-        <w:t xml:space="preserve">Volví a leer mis oraciones completas y la puntuación.</w:t>
       </w:r>
     </w:p>
     <w:p>
